--- a/3rd year/Summer_practice/ВласовАА_ЕТ-342_Практика.docx
+++ b/3rd year/Summer_practice/ВласовАА_ЕТ-342_Практика.docx
@@ -243,11 +243,16 @@
       <w:pPr>
         <w:jc w:val="left"/>
       </w:pPr>
+      <w:bookmarkStart w:id="2" w:name="_Hlk204110239"/>
       <w:r>
         <w:t xml:space="preserve">Разработка приложения на Python для сравнения табличных </w:t>
       </w:r>
       <w:r>
-        <w:t>данных.</w:t>
+        <w:t>данных</w:t>
+      </w:r>
+      <w:bookmarkEnd w:id="2"/>
+      <w:r>
+        <w:t>.</w:t>
       </w:r>
     </w:p>
     <w:p>
@@ -270,7 +275,6 @@
           <w:szCs w:val="28"/>
         </w:rPr>
       </w:pPr>
-      <w:proofErr w:type="spellStart"/>
       <w:r>
         <w:rPr>
           <w:b/>
@@ -278,17 +282,7 @@
           <w:sz w:val="28"/>
           <w:szCs w:val="28"/>
         </w:rPr>
-        <w:t>Исходные</w:t>
-      </w:r>
-      <w:proofErr w:type="spellEnd"/>
-      <w:r>
-        <w:rPr>
-          <w:b/>
-          <w:bCs/>
-          <w:sz w:val="28"/>
-          <w:szCs w:val="28"/>
-        </w:rPr>
-        <w:t xml:space="preserve"> данные к</w:t>
+        <w:t>Исходные данные к</w:t>
       </w:r>
       <w:r>
         <w:rPr>
@@ -475,6 +469,7 @@
           <w:tab w:val="left" w:pos="426"/>
         </w:tabs>
       </w:pPr>
+      <w:bookmarkStart w:id="3" w:name="_Hlk204110364"/>
       <w:proofErr w:type="spellStart"/>
       <w:r>
         <w:t>Tkinter</w:t>
@@ -489,7 +484,11 @@
       </w:r>
       <w:proofErr w:type="spellEnd"/>
       <w:r>
-        <w:t>. – [Электронный ресурс] URL: https://docs.python.org/3/library/tkinter.html (дата обращения 1.07.2025 г.).</w:t>
+        <w:t>. – [Электронный ресурс] URL: https://docs.python.org/3/library/tkinter.html (дата обращения 1.07.2025 г</w:t>
+      </w:r>
+      <w:bookmarkEnd w:id="3"/>
+      <w:r>
+        <w:t>.).</w:t>
       </w:r>
     </w:p>
     <w:p>
@@ -503,6 +502,7 @@
           <w:tab w:val="left" w:pos="426"/>
         </w:tabs>
       </w:pPr>
+      <w:bookmarkStart w:id="4" w:name="_Hlk204110398"/>
       <w:proofErr w:type="spellStart"/>
       <w:r>
         <w:t>Pandas</w:t>
@@ -517,7 +517,11 @@
       </w:r>
       <w:proofErr w:type="spellEnd"/>
       <w:r>
-        <w:t>. – [Электронный ресурс] URL: https://pandas.pydata.org/docs/ (дата обращения 1.07.2025 г.).</w:t>
+        <w:t>. – [Электронный ресурс] URL: https://pandas.pydata.org/docs/ (дата обращения 1.07.2025 г</w:t>
+      </w:r>
+      <w:bookmarkEnd w:id="4"/>
+      <w:r>
+        <w:t>.).</w:t>
       </w:r>
     </w:p>
     <w:p>
@@ -531,6 +535,7 @@
           <w:tab w:val="left" w:pos="426"/>
         </w:tabs>
       </w:pPr>
+      <w:bookmarkStart w:id="5" w:name="_Hlk204110421"/>
       <w:proofErr w:type="spellStart"/>
       <w:r>
         <w:t>OpenPyXL</w:t>
@@ -545,7 +550,11 @@
       </w:r>
       <w:proofErr w:type="spellEnd"/>
       <w:r>
-        <w:t>. – [Электронный ресурс] URL: https://openpyxl.readthedocs.io/en/stable/ (дата обращения 1.07.2025 г.).</w:t>
+        <w:t>. – [Электронный ресурс] URL: https://openpyxl.readthedocs.io/en/stable/ (дата обращения 1.07.2025 г</w:t>
+      </w:r>
+      <w:bookmarkEnd w:id="5"/>
+      <w:r>
+        <w:t>.).</w:t>
       </w:r>
     </w:p>
     <w:p>
@@ -562,6 +571,7 @@
           <w:lang w:val="en-US"/>
         </w:rPr>
       </w:pPr>
+      <w:bookmarkStart w:id="6" w:name="_Hlk204110455"/>
       <w:r>
         <w:rPr>
           <w:lang w:val="en-US"/>
@@ -622,7 +632,14 @@
         <w:rPr>
           <w:lang w:val="en-US"/>
         </w:rPr>
-        <w:t>: 1.07.2025 г.).</w:t>
+        <w:t>: 1.07.2025 г</w:t>
+      </w:r>
+      <w:bookmarkEnd w:id="6"/>
+      <w:r>
+        <w:rPr>
+          <w:lang w:val="en-US"/>
+        </w:rPr>
+        <w:t>.).</w:t>
       </w:r>
     </w:p>
     <w:p>
@@ -683,8 +700,13 @@
         <w:t xml:space="preserve">3.1. Анализ </w:t>
       </w:r>
       <w:r>
-        <w:t>требований к программному обеспечению</w:t>
-      </w:r>
+        <w:t xml:space="preserve">требований </w:t>
+      </w:r>
+      <w:bookmarkStart w:id="7" w:name="_Hlk204110165"/>
+      <w:r>
+        <w:t>к программному обеспечению</w:t>
+      </w:r>
+      <w:bookmarkEnd w:id="7"/>
       <w:r>
         <w:t>.</w:t>
       </w:r>
@@ -767,6 +789,7 @@
       <w:pPr>
         <w:jc w:val="left"/>
       </w:pPr>
+      <w:bookmarkStart w:id="8" w:name="_Hlk204110093"/>
       <w:r>
         <w:t>Дата выдачи задания:</w:t>
       </w:r>
@@ -871,6 +894,7 @@
         <w:fldChar w:fldCharType="end"/>
       </w:r>
     </w:p>
+    <w:bookmarkEnd w:id="8"/>
     <w:p>
       <w:pPr>
         <w:jc w:val="left"/>
@@ -884,6 +908,7 @@
           <w:bCs/>
         </w:rPr>
       </w:pPr>
+      <w:bookmarkStart w:id="9" w:name="_Hlk204113030"/>
       <w:r>
         <w:rPr>
           <w:b/>
@@ -1203,6 +1228,7 @@
         </w:rPr>
         <w:t>ФИО студента</w:t>
       </w:r>
+      <w:bookmarkEnd w:id="9"/>
     </w:p>
     <w:sectPr>
       <w:pgSz w:w="11906" w:h="16838" w:code="9"/>
@@ -4255,6 +4281,7 @@
   <w:style w:type="character" w:default="1" w:styleId="a1">
     <w:name w:val="Default Paragraph Font"/>
     <w:uiPriority w:val="1"/>
+    <w:semiHidden/>
     <w:unhideWhenUsed/>
   </w:style>
   <w:style w:type="table" w:default="1" w:styleId="a2">
